--- a/en/scientists/CV/Word/Badalov_Elchin_CV_EN.docx
+++ b/en/scientists/CV/Word/Badalov_Elchin_CV_EN.docx
@@ -377,7 +377,7 @@
           <w:sz w:val="21"/>
           <w:szCs w:val="21"/>
         </w:rPr>
-        <w:t>Elchin Badalov is an associate professor in the Department of Oral and Maxillofacial Surgery at Istanbul Aydın University, where he has been a faculty member since 2014 and received the associate-professor title in 2023. He graduated from the Faculty of Dentistry of Istanbul University in 2007 and completed a doctorate there in oral implantology in 2014. The thesis, as given in the English text of the CV, is a histological and histomorphometric study of vascular endothelial growth factor and early bone growth in a mouse model. The CV states more than 20 articles and book chapters in maxillofacial surgery and implantology, and two surgical techniques and a suture method that carry his surname, without naming them.</w:t>
+        <w:t>Elchin Badalov is an associate professor in the Department of Oral and Maxillofacial Surgery at Istanbul Aydın University, where he has been a faculty member since 2014 and received the associate-professor title in 2023. He graduated from the Faculty of Dentistry of Istanbul University in 2007 and completed a doctorate there in oral implantology in 2014. The thesis, is a histological and histomorphometric study of vascular endothelial growth factor and early bone growth in a mouse model. Published more than 20 articles and book chapters in maxillofacial surgery and implantology; developed two surgical techniques and a suture method that carry his surname.</w:t>
       </w:r>
     </w:p>
     <w:p>
@@ -1416,7 +1416,7 @@
                 <w:sz w:val="21"/>
                 <w:szCs w:val="21"/>
               </w:rPr>
-              <w:t>CV</w:t>
+              <w:t>Self-reported</w:t>
             </w:r>
           </w:p>
         </w:tc>
